--- a/reviews/response_letters/editor_response_letter.docx
+++ b/reviews/response_letters/editor_response_letter.docx
@@ -190,7 +190,7 @@
         </w:numPr>
       </w:pPr>
       <w:r>
-        <w:t xml:space="preserve">a comparison against the DExperts, GeDi, and prompt-only baselines showing that dual</w:t>
+        <w:t xml:space="preserve">a comparison against the DExperts and GeDi decoding-time baselines showing that dual</w:t>
       </w:r>
       <w:r>
         <w:t xml:space="preserve"> </w:t>
@@ -718,13 +718,7 @@
         <w:t xml:space="preserve"> </w:t>
       </w:r>
       <w:r>
-        <w:t xml:space="preserve">lowers the independent clickbait score from 0.079 to 0.057). We compare against a prompt-only</w:t>
-      </w:r>
-      <w:r>
-        <w:t xml:space="preserve"> </w:t>
-      </w:r>
-      <w:r>
-        <w:t xml:space="preserve">baseline and the two representative</w:t>
+        <w:t xml:space="preserve">lowers the independent clickbait score from 0.079 to 0.057). We compare against the two representative</w:t>
       </w:r>
       <w:r>
         <w:t xml:space="preserve"> </w:t>
@@ -743,77 +737,71 @@
         <w:t xml:space="preserve">DExperts and GeDi</w:t>
       </w:r>
       <w:r>
-        <w:t xml:space="preserve">, each with its own strength sweep. The</w:t>
-      </w:r>
-      <w:r>
-        <w:t xml:space="preserve"> </w:t>
-      </w:r>
-      <w:r>
-        <w:t xml:space="preserve">comparison shows that dual control</w:t>
-      </w:r>
-      <w:r>
-        <w:t xml:space="preserve"> </w:t>
-      </w:r>
-      <w:r>
-        <w:rPr>
-          <w:b/>
-          <w:bCs/>
-        </w:rPr>
-        <w:t xml:space="preserve">decouples engagement from clickbait</w:t>
-      </w:r>
-      <w:r>
-        <w:t xml:space="preserve"> </w:t>
-      </w:r>
-      <w:r>
-        <w:t xml:space="preserve">(Table 6, Figure</w:t>
-      </w:r>
-      <w:r>
-        <w:t xml:space="preserve"> </w:t>
-      </w:r>
-      <w:r>
-        <w:t xml:space="preserve">6): at matched tactic realization the dual guide holds the independent clickbait probability</w:t>
-      </w:r>
-      <w:r>
-        <w:t xml:space="preserve"> </w:t>
-      </w:r>
-      <w:r>
-        <w:t xml:space="preserve">low (0.057) while preserving fidelity (BERTScore 0.25), whereas the single-axis baselines</w:t>
-      </w:r>
-      <w:r>
-        <w:t xml:space="preserve"> </w:t>
-      </w:r>
-      <w:r>
-        <w:t xml:space="preserve">couple the two, so realizing the same tactic drives their induced clickbait up steeply</w:t>
-      </w:r>
-      <w:r>
-        <w:t xml:space="preserve"> </w:t>
-      </w:r>
-      <w:r>
-        <w:t xml:space="preserve">(DExperts 0.06 to 0.73 across its strength sweep; GeDi to 0.59) with fidelity falling in</w:t>
-      </w:r>
-      <w:r>
-        <w:t xml:space="preserve"> </w:t>
-      </w:r>
-      <w:r>
-        <w:t xml:space="preserve">step. For a fair comparison DExperts is decoded with a repetition penalty (1.3) and a</w:t>
-      </w:r>
-      <w:r>
-        <w:t xml:space="preserve"> </w:t>
-      </w:r>
-      <w:r>
-        <w:t xml:space="preserve">headline-length cap, since unconstrained greedy product-of-experts decoding degenerates into</w:t>
-      </w:r>
-      <w:r>
-        <w:t xml:space="preserve"> </w:t>
-      </w:r>
-      <w:r>
-        <w:t xml:space="preserve">repetition at high steering strength. This decoupling, which single-axis baselines cannot</w:t>
-      </w:r>
-      <w:r>
-        <w:t xml:space="preserve"> </w:t>
-      </w:r>
-      <w:r>
-        <w:t xml:space="preserve">express, is the dual-control contribution.</w:t>
+        <w:t xml:space="preserve">, each with its own strength sweep. The dual guide</w:t>
+      </w:r>
+      <w:r>
+        <w:t xml:space="preserve"> </w:t>
+      </w:r>
+      <w:r>
+        <w:t xml:space="preserve">adds an</w:t>
+      </w:r>
+      <w:r>
+        <w:t xml:space="preserve"> </w:t>
+      </w:r>
+      <w:r>
+        <w:rPr>
+          <w:b/>
+          <w:bCs/>
+        </w:rPr>
+        <w:t xml:space="preserve">independent clickbait brake</w:t>
+      </w:r>
+      <w:r>
+        <w:t xml:space="preserve"> </w:t>
+      </w:r>
+      <w:r>
+        <w:t xml:space="preserve">(Table 6, Figure 6): a lever that lowers induced</w:t>
+      </w:r>
+      <w:r>
+        <w:t xml:space="preserve"> </w:t>
+      </w:r>
+      <w:r>
+        <w:t xml:space="preserve">clickbait separately from the engagement weight, which the single-axis methods lack. At low</w:t>
+      </w:r>
+      <w:r>
+        <w:t xml:space="preserve"> </w:t>
+      </w:r>
+      <w:r>
+        <w:t xml:space="preserve">steering the baselines are competitive, but because their single control couples engagement and</w:t>
+      </w:r>
+      <w:r>
+        <w:t xml:space="preserve"> </w:t>
+      </w:r>
+      <w:r>
+        <w:t xml:space="preserve">clickbait, pushing it past the operating point drives their induced clickbait up steeply</w:t>
+      </w:r>
+      <w:r>
+        <w:t xml:space="preserve"> </w:t>
+      </w:r>
+      <w:r>
+        <w:t xml:space="preserve">(DExperts 0.06 to 0.73 across its strength sweep; GeDi to 0.59) with fidelity falling in step.</w:t>
+      </w:r>
+      <w:r>
+        <w:t xml:space="preserve"> </w:t>
+      </w:r>
+      <w:r>
+        <w:t xml:space="preserve">For a fair comparison DExperts is decoded with a repetition penalty (1.3) and a headline-length</w:t>
+      </w:r>
+      <w:r>
+        <w:t xml:space="preserve"> </w:t>
+      </w:r>
+      <w:r>
+        <w:t xml:space="preserve">cap, since unconstrained greedy product-of-experts decoding degenerates into repetition at high</w:t>
+      </w:r>
+      <w:r>
+        <w:t xml:space="preserve"> </w:t>
+      </w:r>
+      <w:r>
+        <w:t xml:space="preserve">steering strength.</w:t>
       </w:r>
     </w:p>
     <w:bookmarkEnd w:id="20"/>
@@ -1115,25 +1103,31 @@
         <w:t xml:space="preserve"> </w:t>
       </w:r>
       <w:r>
-        <w:t xml:space="preserve">Both are now present: the full four-cell ablation and the prompt-only,</w:t>
-      </w:r>
-      <w:r>
-        <w:t xml:space="preserve"> </w:t>
-      </w:r>
-      <w:r>
-        <w:t xml:space="preserve">DExperts, and GeDi baselines, with a decoupling analysis (Table 6, Figure 6) and a</w:t>
-      </w:r>
-      <w:r>
-        <w:t xml:space="preserve"> </w:t>
-      </w:r>
-      <w:r>
-        <w:t xml:space="preserve">qualitative side-by-side (Table 11) showing that the single-axis baselines reach the target</w:t>
-      </w:r>
-      <w:r>
-        <w:t xml:space="preserve"> </w:t>
-      </w:r>
-      <w:r>
-        <w:t xml:space="preserve">tactic only at markedly higher induced clickbait, whereas the dual brake holds it low.</w:t>
+        <w:t xml:space="preserve">Both are now present: the full four-cell ablation and the</w:t>
+      </w:r>
+      <w:r>
+        <w:t xml:space="preserve"> </w:t>
+      </w:r>
+      <w:r>
+        <w:t xml:space="preserve">DExperts and GeDi baselines, with a decoupling analysis (Table 6, Figure 6) and a</w:t>
+      </w:r>
+      <w:r>
+        <w:t xml:space="preserve"> </w:t>
+      </w:r>
+      <w:r>
+        <w:t xml:space="preserve">qualitative side-by-side (Table 11) showing that when the single-axis baselines are pushed to</w:t>
+      </w:r>
+      <w:r>
+        <w:t xml:space="preserve"> </w:t>
+      </w:r>
+      <w:r>
+        <w:t xml:space="preserve">high steering their induced clickbait rises steeply, whereas the dual guide’s independent brake</w:t>
+      </w:r>
+      <w:r>
+        <w:t xml:space="preserve"> </w:t>
+      </w:r>
+      <w:r>
+        <w:t xml:space="preserve">keeps it low.</w:t>
       </w:r>
       <w:r>
         <w:t xml:space="preserve"> </w:t>

--- a/reviews/response_letters/editor_response_letter.docx
+++ b/reviews/response_letters/editor_response_letter.docx
@@ -154,7 +154,7 @@
         </w:numPr>
       </w:pPr>
       <w:r>
-        <w:t xml:space="preserve">prefix-level validation of the guide on real headlines (4.6, Figure 7);</w:t>
+        <w:t xml:space="preserve">prefix-level validation of the guide on real headlines (4.6, Figure 5);</w:t>
       </w:r>
     </w:p>
     <w:p>
@@ -178,7 +178,7 @@
         </w:numPr>
       </w:pPr>
       <w:r>
-        <w:t xml:space="preserve">a four-cell dual-guidance ablation on 300 held-out headlines (4.8, Table 5, Figure 5);</w:t>
+        <w:t xml:space="preserve">a four-cell dual-guidance ablation on 300 held-out headlines (4.8, Table 6, Figure 6);</w:t>
       </w:r>
     </w:p>
     <w:p>
@@ -196,7 +196,7 @@
         <w:t xml:space="preserve"> </w:t>
       </w:r>
       <w:r>
-        <w:t xml:space="preserve">control decouples engagement from clickbait (4.9, Table 6, Figure 6, Table 11);</w:t>
+        <w:t xml:space="preserve">control decouples engagement from clickbait (4.9, Table 7, Figure 7, Table 8);</w:t>
       </w:r>
     </w:p>
     <w:p>
@@ -208,7 +208,7 @@
         </w:numPr>
       </w:pPr>
       <w:r>
-        <w:t xml:space="preserve">a rater-based evaluation with three independent annotators (4.10, Table 7);</w:t>
+        <w:t xml:space="preserve">a rater-based evaluation with three independent annotators (4.10, Table 9);</w:t>
       </w:r>
     </w:p>
     <w:p>
@@ -220,7 +220,7 @@
         </w:numPr>
       </w:pPr>
       <w:r>
-        <w:t xml:space="preserve">a robustness and factuality analysis (4.11, Table 8);</w:t>
+        <w:t xml:space="preserve">a robustness and factuality analysis (4.11, Table 10);</w:t>
       </w:r>
     </w:p>
     <w:p>
@@ -232,7 +232,7 @@
         </w:numPr>
       </w:pPr>
       <w:r>
-        <w:t xml:space="preserve">cross-domain generalization to non-Reuters headlines (4.12, Table 9);</w:t>
+        <w:t xml:space="preserve">cross-domain generalization to non-Reuters headlines (4.12, Table 11);</w:t>
       </w:r>
     </w:p>
     <w:p>
@@ -244,7 +244,7 @@
         </w:numPr>
       </w:pPr>
       <w:r>
-        <w:t xml:space="preserve">transfer to a second base-model family, Qwen2.5-7B (4.13, Table 10).</w:t>
+        <w:t xml:space="preserve">transfer to a second base-model family, Qwen2.5-7B (4.13, Table 12).</w:t>
       </w:r>
     </w:p>
     <w:p>
@@ -409,7 +409,7 @@
         <w:t xml:space="preserve"> </w:t>
       </w:r>
       <w:r>
-        <w:t xml:space="preserve">Figure 7) shows the guide predicts the human label from an early prefix, with AUROC rising</w:t>
+        <w:t xml:space="preserve">Figure 5) shows the guide predicts the human label from an early prefix, with AUROC rising</w:t>
       </w:r>
       <w:r>
         <w:t xml:space="preserve"> </w:t>
@@ -759,7 +759,7 @@
         <w:t xml:space="preserve"> </w:t>
       </w:r>
       <w:r>
-        <w:t xml:space="preserve">(Table 6, Figure 6): a lever that lowers induced</w:t>
+        <w:t xml:space="preserve">(Table 7, Figure 7): a lever that lowers induced</w:t>
       </w:r>
       <w:r>
         <w:t xml:space="preserve"> </w:t>
@@ -1083,7 +1083,7 @@
           <w:i/>
           <w:iCs/>
         </w:rPr>
-        <w:t xml:space="preserve">Addressed (Sections 4.8–4.9, Tables 5, 6, 11;</w:t>
+        <w:t xml:space="preserve">Addressed (Sections 4.8–4.9, Tables 6, 7, 8;</w:t>
       </w:r>
       <w:r>
         <w:rPr>
@@ -1097,7 +1097,7 @@
           <w:i/>
           <w:iCs/>
         </w:rPr>
-        <w:t xml:space="preserve">Figures 5, 6).</w:t>
+        <w:t xml:space="preserve">Figures 6, 7).</w:t>
       </w:r>
       <w:r>
         <w:t xml:space="preserve"> </w:t>
@@ -1109,13 +1109,13 @@
         <w:t xml:space="preserve"> </w:t>
       </w:r>
       <w:r>
-        <w:t xml:space="preserve">DExperts and GeDi baselines, with a decoupling analysis (Table 6, Figure 6) and a</w:t>
-      </w:r>
-      <w:r>
-        <w:t xml:space="preserve"> </w:t>
-      </w:r>
-      <w:r>
-        <w:t xml:space="preserve">qualitative side-by-side (Table 11) showing that when the single-axis baselines are pushed to</w:t>
+        <w:t xml:space="preserve">DExperts and GeDi baselines, with a decoupling analysis (Table 7, Figure 7) and a</w:t>
+      </w:r>
+      <w:r>
+        <w:t xml:space="preserve"> </w:t>
+      </w:r>
+      <w:r>
+        <w:t xml:space="preserve">qualitative side-by-side (Table 8) showing that when the single-axis baselines are pushed to</w:t>
       </w:r>
       <w:r>
         <w:t xml:space="preserve"> </w:t>
@@ -1362,7 +1362,7 @@
           <w:i/>
           <w:iCs/>
         </w:rPr>
-        <w:t xml:space="preserve">4.11, Table 8).</w:t>
+        <w:t xml:space="preserve">4.11, Table 10).</w:t>
       </w:r>
       <w:r>
         <w:t xml:space="preserve"> </w:t>
@@ -1854,7 +1854,7 @@
           <w:b/>
           <w:bCs/>
         </w:rPr>
-        <w:t xml:space="preserve">Cross-domain generalization (Section 4.12, Table 9).</w:t>
+        <w:t xml:space="preserve">Cross-domain generalization (Section 4.12, Table 11).</w:t>
       </w:r>
       <w:r>
         <w:t xml:space="preserve"> </w:t>
@@ -1910,7 +1910,7 @@
           <w:b/>
           <w:bCs/>
         </w:rPr>
-        <w:t xml:space="preserve">Transfer to a second base generator (Section 4.13, Table 10).</w:t>
+        <w:t xml:space="preserve">Transfer to a second base generator (Section 4.13, Table 12).</w:t>
       </w:r>
       <w:r>
         <w:t xml:space="preserve"> </w:t>
@@ -1966,7 +1966,7 @@
           <w:b/>
           <w:bCs/>
         </w:rPr>
-        <w:t xml:space="preserve">Factuality calibration (Table 8).</w:t>
+        <w:t xml:space="preserve">Factuality calibration (Table 10).</w:t>
       </w:r>
       <w:r>
         <w:t xml:space="preserve"> </w:t>
@@ -2024,13 +2024,13 @@
         <w:t xml:space="preserve"> </w:t>
       </w:r>
       <w:r>
-        <w:t xml:space="preserve">(Section 4.4), a full four-cell grid on three headlines (Table 12), and a qualitative</w:t>
-      </w:r>
-      <w:r>
-        <w:t xml:space="preserve"> </w:t>
-      </w:r>
-      <w:r>
-        <w:t xml:space="preserve">cross-method comparison (Table 11) make the control behaviour concrete.</w:t>
+        <w:t xml:space="preserve">(Section 4.4), a full four-cell grid on three headlines (Table 4), and a qualitative</w:t>
+      </w:r>
+      <w:r>
+        <w:t xml:space="preserve"> </w:t>
+      </w:r>
+      <w:r>
+        <w:t xml:space="preserve">cross-method comparison (Table 8) make the control behaviour concrete.</w:t>
       </w:r>
     </w:p>
     <w:p>

--- a/reviews/response_letters/editor_response_letter.docx
+++ b/reviews/response_letters/editor_response_letter.docx
@@ -5524,7 +5524,202 @@
           <w:i/>
           <w:sz w:val="20"/>
         </w:rPr>
-        <w:t xml:space="preserve">register.</w:t>
+        <w:t xml:space="preserve">register. Because those source headlines are drawn from the Chakraborty</w:t>
+      </w:r>
+      <w:r>
+        <w:rPr>
+          <w:rFonts w:ascii="Times New Roman" w:hAnsi="Times New Roman"/>
+          <w:b w:val="0"/>
+          <w:i/>
+          <w:sz w:val="20"/>
+        </w:rPr>
+        <w:t xml:space="preserve"> </w:t>
+      </w:r>
+      <w:r>
+        <w:rPr>
+          <w:rFonts w:ascii="Times New Roman" w:hAnsi="Times New Roman"/>
+          <w:b w:val="0"/>
+          <w:i/>
+          <w:sz w:val="20"/>
+        </w:rPr>
+        <w:t xml:space="preserve">corpus on which the DistilBERT evaluator was trained, we further</w:t>
+      </w:r>
+      <w:r>
+        <w:rPr>
+          <w:rFonts w:ascii="Times New Roman" w:hAnsi="Times New Roman"/>
+          <w:b w:val="0"/>
+          <w:i/>
+          <w:sz w:val="20"/>
+        </w:rPr>
+        <w:t xml:space="preserve"> </w:t>
+      </w:r>
+      <w:r>
+        <w:rPr>
+          <w:rFonts w:ascii="Times New Roman" w:hAnsi="Times New Roman"/>
+          <w:b w:val="0"/>
+          <w:i/>
+          <w:sz w:val="20"/>
+        </w:rPr>
+        <w:t xml:space="preserve">retrained the detector</w:t>
+      </w:r>
+      <w:r>
+        <w:rPr>
+          <w:rFonts w:ascii="Times New Roman" w:hAnsi="Times New Roman"/>
+          <w:b w:val="0"/>
+          <w:i/>
+          <w:sz w:val="20"/>
+        </w:rPr>
+        <w:t xml:space="preserve"> </w:t>
+      </w:r>
+      <w:r>
+        <w:rPr>
+          <w:rFonts w:ascii="Times New Roman" w:hAnsi="Times New Roman"/>
+          <w:b w:val="0"/>
+          <w:bCs/>
+          <w:i/>
+          <w:sz w:val="20"/>
+        </w:rPr>
+        <w:t xml:space="preserve">from scratch with those 150 sources</w:t>
+      </w:r>
+      <w:r>
+        <w:rPr>
+          <w:rFonts w:ascii="Times New Roman" w:hAnsi="Times New Roman"/>
+          <w:b w:val="0"/>
+          <w:bCs/>
+          <w:i/>
+          <w:sz w:val="20"/>
+        </w:rPr>
+        <w:t xml:space="preserve"> </w:t>
+      </w:r>
+      <w:r>
+        <w:rPr>
+          <w:rFonts w:ascii="Times New Roman" w:hAnsi="Times New Roman"/>
+          <w:b w:val="0"/>
+          <w:bCs/>
+          <w:i/>
+          <w:sz w:val="20"/>
+        </w:rPr>
+        <w:t xml:space="preserve">excluded</w:t>
+      </w:r>
+      <w:r>
+        <w:rPr>
+          <w:rFonts w:ascii="Times New Roman" w:hAnsi="Times New Roman"/>
+          <w:b w:val="0"/>
+          <w:i/>
+          <w:sz w:val="20"/>
+        </w:rPr>
+        <w:t xml:space="preserve"> </w:t>
+      </w:r>
+      <w:r>
+        <w:rPr>
+          <w:rFonts w:ascii="Times New Roman" w:hAnsi="Times New Roman"/>
+          <w:b w:val="0"/>
+          <w:i/>
+          <w:sz w:val="20"/>
+        </w:rPr>
+        <w:t xml:space="preserve">(held-out accuracy 0.99) and re-scored the rewrites:</w:t>
+      </w:r>
+      <w:r>
+        <w:rPr>
+          <w:rFonts w:ascii="Times New Roman" w:hAnsi="Times New Roman"/>
+          <w:b w:val="0"/>
+          <w:i/>
+          <w:sz w:val="20"/>
+        </w:rPr>
+        <w:t xml:space="preserve"> </w:t>
+      </w:r>
+      <w:r>
+        <w:rPr>
+          <w:rFonts w:ascii="Times New Roman" w:hAnsi="Times New Roman"/>
+          <w:b w:val="0"/>
+          <w:i/>
+          <w:sz w:val="20"/>
+        </w:rPr>
+        <w:t xml:space="preserve">the brake still lowers induced clickbait (0.031 → 0.025 with engagement,</w:t>
+      </w:r>
+      <w:r>
+        <w:rPr>
+          <w:rFonts w:ascii="Times New Roman" w:hAnsi="Times New Roman"/>
+          <w:b w:val="0"/>
+          <w:i/>
+          <w:sz w:val="20"/>
+        </w:rPr>
+        <w:t xml:space="preserve"> </w:t>
+      </w:r>
+      <w:r>
+        <w:rPr>
+          <w:rFonts w:ascii="Times New Roman" w:hAnsi="Times New Roman"/>
+          <w:b w:val="0"/>
+          <w:i/>
+          <w:sz w:val="20"/>
+        </w:rPr>
+        <w:t xml:space="preserve">0.017 → 0.011 without) and engagement still raises it (0.017 → 0.031),</w:t>
+      </w:r>
+      <w:r>
+        <w:rPr>
+          <w:rFonts w:ascii="Times New Roman" w:hAnsi="Times New Roman"/>
+          <w:b w:val="0"/>
+          <w:i/>
+          <w:sz w:val="20"/>
+        </w:rPr>
+        <w:t xml:space="preserve"> </w:t>
+      </w:r>
+      <w:r>
+        <w:rPr>
+          <w:rFonts w:ascii="Times New Roman" w:hAnsi="Times New Roman"/>
+          <w:b w:val="0"/>
+          <w:i/>
+          <w:sz w:val="20"/>
+        </w:rPr>
+        <w:t xml:space="preserve">so the directional effect is</w:t>
+      </w:r>
+      <w:r>
+        <w:rPr>
+          <w:rFonts w:ascii="Times New Roman" w:hAnsi="Times New Roman"/>
+          <w:b w:val="0"/>
+          <w:i/>
+          <w:sz w:val="20"/>
+        </w:rPr>
+        <w:t xml:space="preserve"> </w:t>
+      </w:r>
+      <w:r>
+        <w:rPr>
+          <w:rFonts w:ascii="Times New Roman" w:hAnsi="Times New Roman"/>
+          <w:b w:val="0"/>
+          <w:bCs/>
+          <w:i/>
+          <w:sz w:val="20"/>
+        </w:rPr>
+        <w:t xml:space="preserve">not an artifact of source leakage</w:t>
+      </w:r>
+      <w:r>
+        <w:rPr>
+          <w:rFonts w:ascii="Times New Roman" w:hAnsi="Times New Roman"/>
+          <w:b w:val="0"/>
+          <w:bCs/>
+          <w:i/>
+          <w:sz w:val="20"/>
+        </w:rPr>
+        <w:t xml:space="preserve"> </w:t>
+      </w:r>
+      <w:r>
+        <w:rPr>
+          <w:rFonts w:ascii="Times New Roman" w:hAnsi="Times New Roman"/>
+          <w:b w:val="0"/>
+          <w:bCs/>
+          <w:i/>
+          <w:sz w:val="20"/>
+        </w:rPr>
+        <w:t xml:space="preserve">into the evaluator</w:t>
+      </w:r>
+      <w:r>
+        <w:rPr>
+          <w:rFonts w:ascii="Times New Roman" w:hAnsi="Times New Roman"/>
+          <w:b w:val="0"/>
+          <w:i/>
+          <w:sz w:val="20"/>
+        </w:rPr>
+        <w:t xml:space="preserve">.</w:t>
       </w:r>
     </w:p>
     <w:p>
